--- a/grc/docx/57.content.docx
+++ b/grc/docx/57.content.docx
@@ -7,7 +7,7 @@
       <w:pPr/>
       <w:r>
         <w:rPr>
-          <w:lang w:val="en_US" w:bidi="en_US"/>
+          <w:lang w:val="el_GR" w:bidi="el_GR"/>
         </w:rPr>
       </w:r>
     </w:p>
@@ -17,13 +17,13 @@
       </w:pPr>
       <w:r>
         <w:rPr>
-          <w:lang w:val="en_US" w:bidi="en_US"/>
+          <w:lang w:val="el_GR" w:bidi="el_GR"/>
         </w:rPr>
         <w:t>Resource: The SBL Greek New Testament</w:t>
       </w:r>
       <w:r>
         <w:rPr>
-          <w:lang w:val="en_US" w:bidi="en_US"/>
+          <w:lang w:val="el_GR" w:bidi="el_GR"/>
         </w:rPr>
       </w:r>
     </w:p>
@@ -31,26 +31,26 @@
       <w:pPr/>
       <w:r>
         <w:rPr>
-          <w:lang w:val="en_US" w:bidi="en_US"/>
+          <w:lang w:val="el_GR" w:bidi="el_GR"/>
         </w:rPr>
       </w:r>
       <w:r>
         <w:rPr>
           <w:b/>
-          <w:lang w:val="en_US" w:bidi="en_US"/>
+          <w:lang w:val="el_GR" w:bidi="el_GR"/>
         </w:rPr>
         <w:t>The SBL Greek New Testament</w:t>
       </w:r>
       <w:r>
         <w:rPr>
-          <w:lang w:val="en_US" w:bidi="en_US"/>
+          <w:lang w:val="el_GR" w:bidi="el_GR"/>
         </w:rPr>
         <w:t xml:space="preserve"> © 2010 </w:t>
       </w:r>
       <w:hyperlink r:id="rId13">
         <w:r>
           <w:rPr>
-            <w:lang w:val="en_US" w:bidi="en_US"/>
+            <w:lang w:val="el_GR" w:bidi="el_GR"/>
           </w:rPr>
           <w:rPr>
             <w:color w:val="0000EE"/>
@@ -61,14 +61,14 @@
       </w:hyperlink>
       <w:r>
         <w:rPr>
-          <w:lang w:val="en_US" w:bidi="en_US"/>
+          <w:lang w:val="el_GR" w:bidi="el_GR"/>
         </w:rPr>
         <w:t xml:space="preserve">, licensed under a </w:t>
       </w:r>
       <w:hyperlink r:id="rId14">
         <w:r>
           <w:rPr>
-            <w:lang w:val="en_US" w:bidi="en_US"/>
+            <w:lang w:val="el_GR" w:bidi="el_GR"/>
           </w:rPr>
           <w:rPr>
             <w:color w:val="0000EE"/>
@@ -79,18 +79,18 @@
       </w:hyperlink>
       <w:r>
         <w:rPr>
-          <w:lang w:val="en_US" w:bidi="en_US"/>
+          <w:lang w:val="el_GR" w:bidi="el_GR"/>
         </w:rPr>
         <w:t>.</w:t>
       </w:r>
       <w:r>
         <w:rPr>
-          <w:lang w:val="en_US" w:bidi="en_US"/>
-        </w:rPr>
-      </w:r>
-      <w:r>
-        <w:rPr>
-          <w:lang w:val="en_US" w:bidi="en_US"/>
+          <w:lang w:val="el_GR" w:bidi="el_GR"/>
+        </w:rPr>
+      </w:r>
+      <w:r>
+        <w:rPr>
+          <w:lang w:val="el_GR" w:bidi="el_GR"/>
         </w:rPr>
       </w:r>
     </w:p>
@@ -100,7 +100,7 @@
       </w:pPr>
       <w:r>
         <w:rPr>
-          <w:lang w:val="en_US" w:bidi="en_US"/>
+          <w:lang w:val="el_GR" w:bidi="el_GR"/>
         </w:rPr>
         <w:t>The SBL Greek New Testament</w:t>
       </w:r>
@@ -127,7 +127,7 @@
       <w:pPr/>
       <w:r>
         <w:rPr>
-          <w:lang w:val="en_US" w:bidi="en_US"/>
+          <w:lang w:val="el_GR" w:bidi="el_GR"/>
         </w:rPr>
       </w:r>
     </w:p>
@@ -137,7 +137,7 @@
       </w:pPr>
       <w:r>
         <w:rPr>
-          <w:lang w:val="en_US" w:bidi="en_US"/>
+          <w:lang w:val="el_GR" w:bidi="el_GR"/>
         </w:rPr>
       </w:r>
     </w:p>
@@ -145,23 +145,23 @@
       <w:pPr/>
       <w:r>
         <w:rPr>
-          <w:lang w:val="en_US" w:bidi="en_US"/>
-        </w:rPr>
-      </w:r>
-      <w:r>
-        <w:rPr>
-          <w:lang w:val="en_US" w:bidi="en_US"/>
+          <w:lang w:val="el_GR" w:bidi="el_GR"/>
+        </w:rPr>
+      </w:r>
+      <w:r>
+        <w:rPr>
+          <w:lang w:val="el_GR" w:bidi="el_GR"/>
         </w:rPr>
         <w:t xml:space="preserve"> </w:t>
       </w:r>
       <w:r>
         <w:rPr>
-          <w:lang w:val="en_US" w:bidi="en_US"/>
-        </w:rPr>
-      </w:r>
-      <w:r>
-        <w:rPr>
-          <w:lang w:val="en_US" w:bidi="en_US"/>
+          <w:lang w:val="el_GR" w:bidi="el_GR"/>
+        </w:rPr>
+      </w:r>
+      <w:r>
+        <w:rPr>
+          <w:lang w:val="el_GR" w:bidi="el_GR"/>
         </w:rPr>
       </w:r>
     </w:p>
@@ -186,13 +186,13 @@
       </w:pPr>
       <w:r>
         <w:rPr>
-          <w:lang w:val="en_US" w:bidi="en_US"/>
+          <w:lang w:val="el_GR" w:bidi="el_GR"/>
         </w:rPr>
         <w:t>Philemon 1:1</w:t>
       </w:r>
       <w:r>
         <w:rPr>
-          <w:lang w:val="en_US" w:bidi="en_US"/>
+          <w:lang w:val="el_GR" w:bidi="el_GR"/>
         </w:rPr>
       </w:r>
     </w:p>
@@ -200,19 +200,19 @@
       <w:pPr/>
       <w:r>
         <w:rPr>
-          <w:lang w:val="en_US" w:bidi="en_US"/>
+          <w:lang w:val="el_GR" w:bidi="el_GR"/>
         </w:rPr>
       </w:r>
       <w:r>
         <w:rPr>
           <w:vertAlign w:val="superscript"/>
-          <w:lang w:val="en_US" w:bidi="en_US"/>
+          <w:lang w:val="el_GR" w:bidi="el_GR"/>
         </w:rPr>
         <w:t>1</w:t>
       </w:r>
       <w:r>
         <w:rPr>
-          <w:lang w:val="en_US" w:bidi="en_US"/>
+          <w:lang w:val="el_GR" w:bidi="el_GR"/>
         </w:rPr>
         <w:t xml:space="preserve"> Παῦλος δέσμιος Χριστοῦ Ἰησοῦ καὶ Τιμόθεος ὁ ἀδελφὸς Φιλήμονι τῷ ἀγαπητῷ καὶ συνεργῷ ἡμῶν</w:t>
       </w:r>
@@ -221,19 +221,19 @@
       <w:pPr/>
       <w:r>
         <w:rPr>
-          <w:lang w:val="en_US" w:bidi="en_US"/>
+          <w:lang w:val="el_GR" w:bidi="el_GR"/>
         </w:rPr>
       </w:r>
       <w:r>
         <w:rPr>
           <w:vertAlign w:val="superscript"/>
-          <w:lang w:val="en_US" w:bidi="en_US"/>
+          <w:lang w:val="el_GR" w:bidi="el_GR"/>
         </w:rPr>
         <w:t>2</w:t>
       </w:r>
       <w:r>
         <w:rPr>
-          <w:lang w:val="en_US" w:bidi="en_US"/>
+          <w:lang w:val="el_GR" w:bidi="el_GR"/>
         </w:rPr>
         <w:t xml:space="preserve"> καὶ Ἀπφίᾳ τῇ ἀδελφῇ καὶ Ἀρχίππῳ τῷ συστρατιώτῃ ἡμῶν καὶ τῇ κατʼ οἶκόν σου ἐκκλησίᾳ·</w:t>
       </w:r>
@@ -242,19 +242,19 @@
       <w:pPr/>
       <w:r>
         <w:rPr>
-          <w:lang w:val="en_US" w:bidi="en_US"/>
+          <w:lang w:val="el_GR" w:bidi="el_GR"/>
         </w:rPr>
       </w:r>
       <w:r>
         <w:rPr>
           <w:vertAlign w:val="superscript"/>
-          <w:lang w:val="en_US" w:bidi="en_US"/>
+          <w:lang w:val="el_GR" w:bidi="el_GR"/>
         </w:rPr>
         <w:t>3</w:t>
       </w:r>
       <w:r>
         <w:rPr>
-          <w:lang w:val="en_US" w:bidi="en_US"/>
+          <w:lang w:val="el_GR" w:bidi="el_GR"/>
         </w:rPr>
         <w:t xml:space="preserve"> χάρις ὑμῖν καὶ εἰρήνη ἀπὸ θεοῦ πατρὸς ἡμῶν καὶ κυρίου Ἰησοῦ Χριστοῦ.</w:t>
       </w:r>
@@ -263,19 +263,19 @@
       <w:pPr/>
       <w:r>
         <w:rPr>
-          <w:lang w:val="en_US" w:bidi="en_US"/>
+          <w:lang w:val="el_GR" w:bidi="el_GR"/>
         </w:rPr>
       </w:r>
       <w:r>
         <w:rPr>
           <w:vertAlign w:val="superscript"/>
-          <w:lang w:val="en_US" w:bidi="en_US"/>
+          <w:lang w:val="el_GR" w:bidi="el_GR"/>
         </w:rPr>
         <w:t>4</w:t>
       </w:r>
       <w:r>
         <w:rPr>
-          <w:lang w:val="en_US" w:bidi="en_US"/>
+          <w:lang w:val="el_GR" w:bidi="el_GR"/>
         </w:rPr>
         <w:t xml:space="preserve"> Εὐχαριστῶ τῷ θεῷ μου πάντοτε μνείαν σου ποιούμενος ἐπὶ τῶν προσευχῶν μου,</w:t>
       </w:r>
@@ -284,19 +284,19 @@
       <w:pPr/>
       <w:r>
         <w:rPr>
-          <w:lang w:val="en_US" w:bidi="en_US"/>
+          <w:lang w:val="el_GR" w:bidi="el_GR"/>
         </w:rPr>
       </w:r>
       <w:r>
         <w:rPr>
           <w:vertAlign w:val="superscript"/>
-          <w:lang w:val="en_US" w:bidi="en_US"/>
+          <w:lang w:val="el_GR" w:bidi="el_GR"/>
         </w:rPr>
         <w:t>5</w:t>
       </w:r>
       <w:r>
         <w:rPr>
-          <w:lang w:val="en_US" w:bidi="en_US"/>
+          <w:lang w:val="el_GR" w:bidi="el_GR"/>
         </w:rPr>
         <w:t xml:space="preserve"> ἀκούων σου τὴν ἀγάπην καὶ τὴν πίστιν ἣν ἔχεις πρὸς τὸν κύριον Ἰησοῦν καὶ εἰς πάντας τοὺς ἁγίους,</w:t>
       </w:r>
@@ -305,19 +305,19 @@
       <w:pPr/>
       <w:r>
         <w:rPr>
-          <w:lang w:val="en_US" w:bidi="en_US"/>
+          <w:lang w:val="el_GR" w:bidi="el_GR"/>
         </w:rPr>
       </w:r>
       <w:r>
         <w:rPr>
           <w:vertAlign w:val="superscript"/>
-          <w:lang w:val="en_US" w:bidi="en_US"/>
+          <w:lang w:val="el_GR" w:bidi="el_GR"/>
         </w:rPr>
         <w:t>6</w:t>
       </w:r>
       <w:r>
         <w:rPr>
-          <w:lang w:val="en_US" w:bidi="en_US"/>
+          <w:lang w:val="el_GR" w:bidi="el_GR"/>
         </w:rPr>
         <w:t xml:space="preserve"> ὅπως ἡ κοινωνία τῆς πίστεώς σου ἐνεργὴς γένηται ἐν ἐπιγνώσει παντὸς ἀγαθοῦ τοῦ ἐν ἡμῖν εἰς Χριστόν·</w:t>
       </w:r>
@@ -326,19 +326,19 @@
       <w:pPr/>
       <w:r>
         <w:rPr>
-          <w:lang w:val="en_US" w:bidi="en_US"/>
+          <w:lang w:val="el_GR" w:bidi="el_GR"/>
         </w:rPr>
       </w:r>
       <w:r>
         <w:rPr>
           <w:vertAlign w:val="superscript"/>
-          <w:lang w:val="en_US" w:bidi="en_US"/>
+          <w:lang w:val="el_GR" w:bidi="el_GR"/>
         </w:rPr>
         <w:t>7</w:t>
       </w:r>
       <w:r>
         <w:rPr>
-          <w:lang w:val="en_US" w:bidi="en_US"/>
+          <w:lang w:val="el_GR" w:bidi="el_GR"/>
         </w:rPr>
         <w:t xml:space="preserve"> χαρὰν γὰρ πολλὴν ἔσχον καὶ παράκλησιν ἐπὶ τῇ ἀγάπῃ σου, ὅτι τὰ σπλάγχνα τῶν ἁγίων ἀναπέπαυται διὰ σοῦ, ἀδελφέ.</w:t>
       </w:r>
@@ -347,19 +347,19 @@
       <w:pPr/>
       <w:r>
         <w:rPr>
-          <w:lang w:val="en_US" w:bidi="en_US"/>
+          <w:lang w:val="el_GR" w:bidi="el_GR"/>
         </w:rPr>
       </w:r>
       <w:r>
         <w:rPr>
           <w:vertAlign w:val="superscript"/>
-          <w:lang w:val="en_US" w:bidi="en_US"/>
+          <w:lang w:val="el_GR" w:bidi="el_GR"/>
         </w:rPr>
         <w:t>8</w:t>
       </w:r>
       <w:r>
         <w:rPr>
-          <w:lang w:val="en_US" w:bidi="en_US"/>
+          <w:lang w:val="el_GR" w:bidi="el_GR"/>
         </w:rPr>
         <w:t xml:space="preserve"> Διό, πολλὴν ἐν Χριστῷ παρρησίαν ἔχων ἐπιτάσσειν σοι τὸ ἀνῆκον,</w:t>
       </w:r>
@@ -368,19 +368,19 @@
       <w:pPr/>
       <w:r>
         <w:rPr>
-          <w:lang w:val="en_US" w:bidi="en_US"/>
+          <w:lang w:val="el_GR" w:bidi="el_GR"/>
         </w:rPr>
       </w:r>
       <w:r>
         <w:rPr>
           <w:vertAlign w:val="superscript"/>
-          <w:lang w:val="en_US" w:bidi="en_US"/>
+          <w:lang w:val="el_GR" w:bidi="el_GR"/>
         </w:rPr>
         <w:t>9</w:t>
       </w:r>
       <w:r>
         <w:rPr>
-          <w:lang w:val="en_US" w:bidi="en_US"/>
+          <w:lang w:val="el_GR" w:bidi="el_GR"/>
         </w:rPr>
         <w:t xml:space="preserve"> διὰ τὴν ἀγάπην μᾶλλον παρακαλῶ, τοιοῦτος ὢν ὡς Παῦλος πρεσβύτης νυνὶ δὲ καὶ δέσμιος Χριστοῦ Ἰησοῦ—</w:t>
       </w:r>
@@ -389,19 +389,19 @@
       <w:pPr/>
       <w:r>
         <w:rPr>
-          <w:lang w:val="en_US" w:bidi="en_US"/>
+          <w:lang w:val="el_GR" w:bidi="el_GR"/>
         </w:rPr>
       </w:r>
       <w:r>
         <w:rPr>
           <w:vertAlign w:val="superscript"/>
-          <w:lang w:val="en_US" w:bidi="en_US"/>
+          <w:lang w:val="el_GR" w:bidi="el_GR"/>
         </w:rPr>
         <w:t>10</w:t>
       </w:r>
       <w:r>
         <w:rPr>
-          <w:lang w:val="en_US" w:bidi="en_US"/>
+          <w:lang w:val="el_GR" w:bidi="el_GR"/>
         </w:rPr>
         <w:t xml:space="preserve"> παρακαλῶ σε περὶ τοῦ ἐμοῦ τέκνου, ὃν ἐγέννησα ἐν τοῖς δεσμοῖς Ὀνήσιμον,</w:t>
       </w:r>
@@ -410,19 +410,19 @@
       <w:pPr/>
       <w:r>
         <w:rPr>
-          <w:lang w:val="en_US" w:bidi="en_US"/>
+          <w:lang w:val="el_GR" w:bidi="el_GR"/>
         </w:rPr>
       </w:r>
       <w:r>
         <w:rPr>
           <w:vertAlign w:val="superscript"/>
-          <w:lang w:val="en_US" w:bidi="en_US"/>
+          <w:lang w:val="el_GR" w:bidi="el_GR"/>
         </w:rPr>
         <w:t>11</w:t>
       </w:r>
       <w:r>
         <w:rPr>
-          <w:lang w:val="en_US" w:bidi="en_US"/>
+          <w:lang w:val="el_GR" w:bidi="el_GR"/>
         </w:rPr>
         <w:t xml:space="preserve"> τόν ποτέ σοι ἄχρηστον νυνὶ δὲ σοὶ καὶ ἐμοὶ εὔχρηστον,</w:t>
       </w:r>
@@ -431,19 +431,19 @@
       <w:pPr/>
       <w:r>
         <w:rPr>
-          <w:lang w:val="en_US" w:bidi="en_US"/>
+          <w:lang w:val="el_GR" w:bidi="el_GR"/>
         </w:rPr>
       </w:r>
       <w:r>
         <w:rPr>
           <w:vertAlign w:val="superscript"/>
-          <w:lang w:val="en_US" w:bidi="en_US"/>
+          <w:lang w:val="el_GR" w:bidi="el_GR"/>
         </w:rPr>
         <w:t>12</w:t>
       </w:r>
       <w:r>
         <w:rPr>
-          <w:lang w:val="en_US" w:bidi="en_US"/>
+          <w:lang w:val="el_GR" w:bidi="el_GR"/>
         </w:rPr>
         <w:t xml:space="preserve"> ὃν ἀνέπεμψά σοι αὐτόν, τοῦτʼ ἔστιν τὰ ἐμὰ σπλάγχνα·</w:t>
       </w:r>
@@ -452,19 +452,19 @@
       <w:pPr/>
       <w:r>
         <w:rPr>
-          <w:lang w:val="en_US" w:bidi="en_US"/>
+          <w:lang w:val="el_GR" w:bidi="el_GR"/>
         </w:rPr>
       </w:r>
       <w:r>
         <w:rPr>
           <w:vertAlign w:val="superscript"/>
-          <w:lang w:val="en_US" w:bidi="en_US"/>
+          <w:lang w:val="el_GR" w:bidi="el_GR"/>
         </w:rPr>
         <w:t>13</w:t>
       </w:r>
       <w:r>
         <w:rPr>
-          <w:lang w:val="en_US" w:bidi="en_US"/>
+          <w:lang w:val="el_GR" w:bidi="el_GR"/>
         </w:rPr>
         <w:t xml:space="preserve"> ὃν ἐγὼ ἐβουλόμην πρὸς ἐμαυτὸν κατέχειν, ἵνα ὑπὲρ σοῦ μοι διακονῇ ἐν τοῖς δεσμοῖς τοῦ εὐαγγελίου,</w:t>
       </w:r>
@@ -473,19 +473,19 @@
       <w:pPr/>
       <w:r>
         <w:rPr>
-          <w:lang w:val="en_US" w:bidi="en_US"/>
+          <w:lang w:val="el_GR" w:bidi="el_GR"/>
         </w:rPr>
       </w:r>
       <w:r>
         <w:rPr>
           <w:vertAlign w:val="superscript"/>
-          <w:lang w:val="en_US" w:bidi="en_US"/>
+          <w:lang w:val="el_GR" w:bidi="el_GR"/>
         </w:rPr>
         <w:t>14</w:t>
       </w:r>
       <w:r>
         <w:rPr>
-          <w:lang w:val="en_US" w:bidi="en_US"/>
+          <w:lang w:val="el_GR" w:bidi="el_GR"/>
         </w:rPr>
         <w:t xml:space="preserve"> χωρὶς δὲ τῆς σῆς γνώμης οὐδὲν ἠθέλησα ποιῆσαι, ἵνα μὴ ὡς κατὰ ἀνάγκην τὸ ἀγαθόν σου ᾖ ἀλλὰ κατὰ ἑκούσιον·</w:t>
       </w:r>
@@ -494,19 +494,19 @@
       <w:pPr/>
       <w:r>
         <w:rPr>
-          <w:lang w:val="en_US" w:bidi="en_US"/>
+          <w:lang w:val="el_GR" w:bidi="el_GR"/>
         </w:rPr>
       </w:r>
       <w:r>
         <w:rPr>
           <w:vertAlign w:val="superscript"/>
-          <w:lang w:val="en_US" w:bidi="en_US"/>
+          <w:lang w:val="el_GR" w:bidi="el_GR"/>
         </w:rPr>
         <w:t>15</w:t>
       </w:r>
       <w:r>
         <w:rPr>
-          <w:lang w:val="en_US" w:bidi="en_US"/>
+          <w:lang w:val="el_GR" w:bidi="el_GR"/>
         </w:rPr>
         <w:t xml:space="preserve"> τάχα γὰρ διὰ τοῦτο ἐχωρίσθη πρὸς ὥραν ἵνα αἰώνιον αὐτὸν ἀπέχῃς,</w:t>
       </w:r>
@@ -515,19 +515,19 @@
       <w:pPr/>
       <w:r>
         <w:rPr>
-          <w:lang w:val="en_US" w:bidi="en_US"/>
+          <w:lang w:val="el_GR" w:bidi="el_GR"/>
         </w:rPr>
       </w:r>
       <w:r>
         <w:rPr>
           <w:vertAlign w:val="superscript"/>
-          <w:lang w:val="en_US" w:bidi="en_US"/>
+          <w:lang w:val="el_GR" w:bidi="el_GR"/>
         </w:rPr>
         <w:t>16</w:t>
       </w:r>
       <w:r>
         <w:rPr>
-          <w:lang w:val="en_US" w:bidi="en_US"/>
+          <w:lang w:val="el_GR" w:bidi="el_GR"/>
         </w:rPr>
         <w:t xml:space="preserve"> οὐκέτι ὡς δοῦλον ἀλλὰ ὑπὲρ δοῦλον, ἀδελφὸν ἀγαπητόν, μάλιστα ἐμοί, πόσῳ δὲ μᾶλλον σοὶ καὶ ἐν σαρκὶ καὶ ἐν κυρίῳ.</w:t>
       </w:r>
@@ -536,19 +536,19 @@
       <w:pPr/>
       <w:r>
         <w:rPr>
-          <w:lang w:val="en_US" w:bidi="en_US"/>
+          <w:lang w:val="el_GR" w:bidi="el_GR"/>
         </w:rPr>
       </w:r>
       <w:r>
         <w:rPr>
           <w:vertAlign w:val="superscript"/>
-          <w:lang w:val="en_US" w:bidi="en_US"/>
+          <w:lang w:val="el_GR" w:bidi="el_GR"/>
         </w:rPr>
         <w:t>17</w:t>
       </w:r>
       <w:r>
         <w:rPr>
-          <w:lang w:val="en_US" w:bidi="en_US"/>
+          <w:lang w:val="el_GR" w:bidi="el_GR"/>
         </w:rPr>
         <w:t xml:space="preserve"> Εἰ οὖν με ἔχεις κοινωνόν, προσλαβοῦ αὐτὸν ὡς ἐμέ.</w:t>
       </w:r>
@@ -557,19 +557,19 @@
       <w:pPr/>
       <w:r>
         <w:rPr>
-          <w:lang w:val="en_US" w:bidi="en_US"/>
+          <w:lang w:val="el_GR" w:bidi="el_GR"/>
         </w:rPr>
       </w:r>
       <w:r>
         <w:rPr>
           <w:vertAlign w:val="superscript"/>
-          <w:lang w:val="en_US" w:bidi="en_US"/>
+          <w:lang w:val="el_GR" w:bidi="el_GR"/>
         </w:rPr>
         <w:t>18</w:t>
       </w:r>
       <w:r>
         <w:rPr>
-          <w:lang w:val="en_US" w:bidi="en_US"/>
+          <w:lang w:val="el_GR" w:bidi="el_GR"/>
         </w:rPr>
         <w:t xml:space="preserve"> εἰ δέ τι ἠδίκησέν σε ἢ ὀφείλει, τοῦτο ἐμοὶ ἐλλόγα·</w:t>
       </w:r>
@@ -578,19 +578,19 @@
       <w:pPr/>
       <w:r>
         <w:rPr>
-          <w:lang w:val="en_US" w:bidi="en_US"/>
+          <w:lang w:val="el_GR" w:bidi="el_GR"/>
         </w:rPr>
       </w:r>
       <w:r>
         <w:rPr>
           <w:vertAlign w:val="superscript"/>
-          <w:lang w:val="en_US" w:bidi="en_US"/>
+          <w:lang w:val="el_GR" w:bidi="el_GR"/>
         </w:rPr>
         <w:t>19</w:t>
       </w:r>
       <w:r>
         <w:rPr>
-          <w:lang w:val="en_US" w:bidi="en_US"/>
+          <w:lang w:val="el_GR" w:bidi="el_GR"/>
         </w:rPr>
         <w:t xml:space="preserve"> ἐγὼ Παῦλος ἔγραψα τῇ ἐμῇ χειρί, ἐγὼ ἀποτίσω· ἵνα μὴ λέγω σοι ὅτι καὶ σεαυτόν μοι προσοφείλεις.</w:t>
       </w:r>
@@ -599,19 +599,19 @@
       <w:pPr/>
       <w:r>
         <w:rPr>
-          <w:lang w:val="en_US" w:bidi="en_US"/>
+          <w:lang w:val="el_GR" w:bidi="el_GR"/>
         </w:rPr>
       </w:r>
       <w:r>
         <w:rPr>
           <w:vertAlign w:val="superscript"/>
-          <w:lang w:val="en_US" w:bidi="en_US"/>
+          <w:lang w:val="el_GR" w:bidi="el_GR"/>
         </w:rPr>
         <w:t>20</w:t>
       </w:r>
       <w:r>
         <w:rPr>
-          <w:lang w:val="en_US" w:bidi="en_US"/>
+          <w:lang w:val="el_GR" w:bidi="el_GR"/>
         </w:rPr>
         <w:t xml:space="preserve"> ναί, ἀδελφέ, ἐγώ σου ὀναίμην ἐν κυρίῳ· ἀνάπαυσόν μου τὰ σπλάγχνα ἐν Χριστῷ.</w:t>
       </w:r>
@@ -620,19 +620,19 @@
       <w:pPr/>
       <w:r>
         <w:rPr>
-          <w:lang w:val="en_US" w:bidi="en_US"/>
+          <w:lang w:val="el_GR" w:bidi="el_GR"/>
         </w:rPr>
       </w:r>
       <w:r>
         <w:rPr>
           <w:vertAlign w:val="superscript"/>
-          <w:lang w:val="en_US" w:bidi="en_US"/>
+          <w:lang w:val="el_GR" w:bidi="el_GR"/>
         </w:rPr>
         <w:t>21</w:t>
       </w:r>
       <w:r>
         <w:rPr>
-          <w:lang w:val="en_US" w:bidi="en_US"/>
+          <w:lang w:val="el_GR" w:bidi="el_GR"/>
         </w:rPr>
         <w:t xml:space="preserve"> πεποιθὼς τῇ ὑπακοῇ σου ἔγραψά σοι, εἰδὼς ὅτι καὶ ὑπὲρ ἃ λέγω ποιήσεις.</w:t>
       </w:r>
@@ -641,19 +641,19 @@
       <w:pPr/>
       <w:r>
         <w:rPr>
-          <w:lang w:val="en_US" w:bidi="en_US"/>
+          <w:lang w:val="el_GR" w:bidi="el_GR"/>
         </w:rPr>
       </w:r>
       <w:r>
         <w:rPr>
           <w:vertAlign w:val="superscript"/>
-          <w:lang w:val="en_US" w:bidi="en_US"/>
+          <w:lang w:val="el_GR" w:bidi="el_GR"/>
         </w:rPr>
         <w:t>22</w:t>
       </w:r>
       <w:r>
         <w:rPr>
-          <w:lang w:val="en_US" w:bidi="en_US"/>
+          <w:lang w:val="el_GR" w:bidi="el_GR"/>
         </w:rPr>
         <w:t xml:space="preserve"> ἅμα δὲ καὶ ἑτοίμαζέ μοι ξενίαν, ἐλπίζω γὰρ ὅτι διὰ τῶν προσευχῶν ὑμῶν χαρισθήσομαι ὑμῖν.</w:t>
       </w:r>
@@ -662,19 +662,19 @@
       <w:pPr/>
       <w:r>
         <w:rPr>
-          <w:lang w:val="en_US" w:bidi="en_US"/>
+          <w:lang w:val="el_GR" w:bidi="el_GR"/>
         </w:rPr>
       </w:r>
       <w:r>
         <w:rPr>
           <w:vertAlign w:val="superscript"/>
-          <w:lang w:val="en_US" w:bidi="en_US"/>
+          <w:lang w:val="el_GR" w:bidi="el_GR"/>
         </w:rPr>
         <w:t>23</w:t>
       </w:r>
       <w:r>
         <w:rPr>
-          <w:lang w:val="en_US" w:bidi="en_US"/>
+          <w:lang w:val="el_GR" w:bidi="el_GR"/>
         </w:rPr>
         <w:t xml:space="preserve"> Ἀσπάζεταί σε Ἐπαφρᾶς ὁ συναιχμάλωτός μου ἐν Χριστῷ Ἰησοῦ,</w:t>
       </w:r>
@@ -683,19 +683,19 @@
       <w:pPr/>
       <w:r>
         <w:rPr>
-          <w:lang w:val="en_US" w:bidi="en_US"/>
+          <w:lang w:val="el_GR" w:bidi="el_GR"/>
         </w:rPr>
       </w:r>
       <w:r>
         <w:rPr>
           <w:vertAlign w:val="superscript"/>
-          <w:lang w:val="en_US" w:bidi="en_US"/>
+          <w:lang w:val="el_GR" w:bidi="el_GR"/>
         </w:rPr>
         <w:t>24</w:t>
       </w:r>
       <w:r>
         <w:rPr>
-          <w:lang w:val="en_US" w:bidi="en_US"/>
+          <w:lang w:val="el_GR" w:bidi="el_GR"/>
         </w:rPr>
         <w:t xml:space="preserve"> Μᾶρκος, Ἀρίσταρχος, Δημᾶς, Λουκᾶς, οἱ συνεργοί μου.</w:t>
       </w:r>
@@ -704,19 +704,19 @@
       <w:pPr/>
       <w:r>
         <w:rPr>
-          <w:lang w:val="en_US" w:bidi="en_US"/>
+          <w:lang w:val="el_GR" w:bidi="el_GR"/>
         </w:rPr>
       </w:r>
       <w:r>
         <w:rPr>
           <w:vertAlign w:val="superscript"/>
-          <w:lang w:val="en_US" w:bidi="en_US"/>
+          <w:lang w:val="el_GR" w:bidi="el_GR"/>
         </w:rPr>
         <w:t>25</w:t>
       </w:r>
       <w:r>
         <w:rPr>
-          <w:lang w:val="en_US" w:bidi="en_US"/>
+          <w:lang w:val="el_GR" w:bidi="el_GR"/>
         </w:rPr>
         <w:t xml:space="preserve"> Ἡ χάρις τοῦ κυρίου Ἰησοῦ Χριστοῦ μετὰ τοῦ πνεύματος ὑμῶν.</w:t>
       </w:r>
@@ -2621,7 +2621,7 @@
     <w:rPrDefault>
       <w:rPr>
         <w:rFonts w:ascii="Times New Roman" w:eastAsia="Times New Roman" w:hAnsi="Times New Roman" w:cs="Times New Roman"/>
-        <w:lang w:val="en_US" w:eastAsia="en-US" w:bidi="ar-SA"/>
+        <w:lang w:val="el_GR" w:eastAsia="en-US" w:bidi="ar-SA"/>
       </w:rPr>
     </w:rPrDefault>
     <w:pPrDefault/>
